--- a/swh/docx/17.content.docx
+++ b/swh/docx/17.content.docx
@@ -19,7 +19,7 @@
         <w:rPr>
           <w:lang w:val="sw_KE" w:bidi="sw_KE"/>
         </w:rPr>
-        <w:t>Resource: Maelezo ya Masomo - Machapisho ya Vitabu (Tyndale)</w:t>
+        <w:t>Resource: Tyndale Open Study Notes</w:t>
       </w:r>
       <w:r>
         <w:rPr>
@@ -112,7 +112,7 @@
         <w:rPr>
           <w:lang w:val="sw_KE" w:bidi="sw_KE"/>
         </w:rPr>
-        <w:t>Maelezo ya Masomo - Machapisho ya Vitabu (Tyndale)</w:t>
+        <w:t>Tyndale Open Study Notes</w:t>
       </w:r>
     </w:p>
     <w:p>

--- a/swh/docx/17.content.docx
+++ b/swh/docx/17.content.docx
@@ -19,7 +19,7 @@
         <w:rPr>
           <w:lang w:val="sw_KE" w:bidi="sw_KE"/>
         </w:rPr>
-        <w:t>Resource: Tyndale Open Study Notes</w:t>
+        <w:t>Resource: Aquifer Open Study Notes (Book Intros)</w:t>
       </w:r>
       <w:r>
         <w:rPr>
@@ -112,7 +112,7 @@
         <w:rPr>
           <w:lang w:val="sw_KE" w:bidi="sw_KE"/>
         </w:rPr>
-        <w:t>Tyndale Open Study Notes</w:t>
+        <w:t>Aquifer Open Study Notes (Book Intros)</w:t>
       </w:r>
     </w:p>
     <w:p>

--- a/swh/docx/17.content.docx
+++ b/swh/docx/17.content.docx
@@ -258,36 +258,24 @@
         </w:rPr>
         <w:t>Kitabu cha Esta kimewekwa katika kipindi cha utawala wa Mfalme Ahasuero wa Uajemi (486–465 Kabla ya Kristo (KK). Katika kizazi kilichopita (538 KK), takriban watu 50,000 walikuwa wamerudi Yudea kutoka Babuloni (</w:t>
       </w:r>
-      <w:hyperlink r:id="rId13">
-        <w:r>
-          <w:rPr>
-            <w:lang w:val="sw_KE" w:bidi="sw_KE"/>
-          </w:rPr>
-          <w:rPr>
-            <w:color w:val="0000EE"/>
-            <w:u w:val="single"/>
-          </w:rPr>
-          <w:t>Ezra 1:1–5</w:t>
-        </w:r>
-      </w:hyperlink>
+      <w:r>
+        <w:rPr>
+          <w:lang w:val="sw_KE" w:bidi="sw_KE"/>
+        </w:rPr>
+        <w:t>Ezra 1:1–5</w:t>
+      </w:r>
       <w:r>
         <w:rPr>
           <w:lang w:val="sw_KE" w:bidi="sw_KE"/>
         </w:rPr>
         <w:t xml:space="preserve">; </w:t>
       </w:r>
-      <w:hyperlink r:id="rId14">
-        <w:r>
-          <w:rPr>
-            <w:lang w:val="sw_KE" w:bidi="sw_KE"/>
-          </w:rPr>
-          <w:rPr>
-            <w:color w:val="0000EE"/>
-            <w:u w:val="single"/>
-          </w:rPr>
-          <w:t>2:64–67</w:t>
-        </w:r>
-      </w:hyperlink>
+      <w:r>
+        <w:rPr>
+          <w:lang w:val="sw_KE" w:bidi="sw_KE"/>
+        </w:rPr>
+        <w:t>2:64–67</w:t>
+      </w:r>
       <w:r>
         <w:rPr>
           <w:lang w:val="sw_KE" w:bidi="sw_KE"/>
@@ -333,36 +321,24 @@
         </w:rPr>
         <w:t>Wakati Mfalme Ahasuero alipofanya karamu ya kifahari kwa viongozi wakuu wa Uajemi, Malkia Vashti alikataa kuonyesha uzuri wake, hivyo Ahasuero akamwondoa na akaanza kutafuta malkia mpya (</w:t>
       </w:r>
-      <w:hyperlink r:id="rId15">
-        <w:r>
-          <w:rPr>
-            <w:lang w:val="sw_KE" w:bidi="sw_KE"/>
-          </w:rPr>
-          <w:rPr>
-            <w:color w:val="0000EE"/>
-            <w:u w:val="single"/>
-          </w:rPr>
-          <w:t>1:1–2:4</w:t>
-        </w:r>
-      </w:hyperlink>
+      <w:r>
+        <w:rPr>
+          <w:lang w:val="sw_KE" w:bidi="sw_KE"/>
+        </w:rPr>
+        <w:t>1:1–2:4</w:t>
+      </w:r>
       <w:r>
         <w:rPr>
           <w:lang w:val="sw_KE" w:bidi="sw_KE"/>
         </w:rPr>
         <w:t>). Binamu wa Mordekai, Esta, Myahudi, alichaguliwa (</w:t>
       </w:r>
-      <w:hyperlink r:id="rId16">
-        <w:r>
-          <w:rPr>
-            <w:lang w:val="sw_KE" w:bidi="sw_KE"/>
-          </w:rPr>
-          <w:rPr>
-            <w:color w:val="0000EE"/>
-            <w:u w:val="single"/>
-          </w:rPr>
-          <w:t>2:5–18</w:t>
-        </w:r>
-      </w:hyperlink>
+      <w:r>
+        <w:rPr>
+          <w:lang w:val="sw_KE" w:bidi="sw_KE"/>
+        </w:rPr>
+        <w:t>2:5–18</w:t>
+      </w:r>
       <w:r>
         <w:rPr>
           <w:lang w:val="sw_KE" w:bidi="sw_KE"/>
@@ -383,72 +359,48 @@
         </w:rPr>
         <w:t>Baada ya Mordekai kuwa afisa wa ikulu, aligundua njama dhidi ya mfalme na kuiripoti kupitia Esta. Katika tukio lililofuata, Mordekai alikataa kumsujudia Hamani, afisa wa Ahasuero, jambo ambalo lilisababisha Hamani kupanga njama ya kulipiza kisasi kwa kuwaua Wayahudi wote katika ufalme (</w:t>
       </w:r>
-      <w:hyperlink r:id="rId17">
-        <w:r>
-          <w:rPr>
-            <w:lang w:val="sw_KE" w:bidi="sw_KE"/>
-          </w:rPr>
-          <w:rPr>
-            <w:color w:val="0000EE"/>
-            <w:u w:val="single"/>
-          </w:rPr>
-          <w:t>2:19–3:15</w:t>
-        </w:r>
-      </w:hyperlink>
+      <w:r>
+        <w:rPr>
+          <w:lang w:val="sw_KE" w:bidi="sw_KE"/>
+        </w:rPr>
+        <w:t>2:19–3:15</w:t>
+      </w:r>
       <w:r>
         <w:rPr>
           <w:lang w:val="sw_KE" w:bidi="sw_KE"/>
         </w:rPr>
         <w:t>). Wakati jamii ya Kiyahudi ilipokuwa ikisali (</w:t>
       </w:r>
-      <w:hyperlink r:id="rId18">
-        <w:r>
-          <w:rPr>
-            <w:lang w:val="sw_KE" w:bidi="sw_KE"/>
-          </w:rPr>
-          <w:rPr>
-            <w:color w:val="0000EE"/>
-            <w:u w:val="single"/>
-          </w:rPr>
-          <w:t>4:16</w:t>
-        </w:r>
-      </w:hyperlink>
+      <w:r>
+        <w:rPr>
+          <w:lang w:val="sw_KE" w:bidi="sw_KE"/>
+        </w:rPr>
+        <w:t>4:16</w:t>
+      </w:r>
       <w:r>
         <w:rPr>
           <w:lang w:val="sw_KE" w:bidi="sw_KE"/>
         </w:rPr>
         <w:t>), Esta alihatarisha maisha yake kwa kumkaribia mfalme bila kualikwa na kumwomba mfalme na Hamani waje kwenye karamu (</w:t>
       </w:r>
-      <w:hyperlink r:id="rId19">
-        <w:r>
-          <w:rPr>
-            <w:lang w:val="sw_KE" w:bidi="sw_KE"/>
-          </w:rPr>
-          <w:rPr>
-            <w:color w:val="0000EE"/>
-            <w:u w:val="single"/>
-          </w:rPr>
-          <w:t>sura 4</w:t>
-        </w:r>
-      </w:hyperlink>
+      <w:r>
+        <w:rPr>
+          <w:lang w:val="sw_KE" w:bidi="sw_KE"/>
+        </w:rPr>
+        <w:t>sura 4</w:t>
+      </w:r>
       <w:r>
         <w:rPr>
           <w:lang w:val="sw_KE" w:bidi="sw_KE"/>
         </w:rPr>
         <w:t>). Wakati huo huo, Hamani alikuwa amejenga mti ili amtundike Mordekai (</w:t>
       </w:r>
-      <w:hyperlink r:id="rId20">
-        <w:r>
-          <w:rPr>
-            <w:lang w:val="sw_KE" w:bidi="sw_KE"/>
-          </w:rPr>
-          <w:rPr>
-            <w:color w:val="0000EE"/>
-            <w:u w:val="single"/>
-          </w:rPr>
-          <w:t>5:14</w:t>
-        </w:r>
-      </w:hyperlink>
+      <w:r>
+        <w:rPr>
+          <w:lang w:val="sw_KE" w:bidi="sw_KE"/>
+        </w:rPr>
+        <w:t>5:14</w:t>
+      </w:r>
       <w:r>
         <w:rPr>
           <w:lang w:val="sw_KE" w:bidi="sw_KE"/>
@@ -469,36 +421,24 @@
         </w:rPr>
         <w:t>Baada ya kugundua kwamba Mordekai hakuwahi kupewa tuzo kwa kufichua njama ya mauaji, mfalme aliamuru Hamani aongoze maandamano ya kumheshimu Mordekai, jambo lililomdhalilisha Hamani (</w:t>
       </w:r>
-      <w:hyperlink r:id="rId21">
-        <w:r>
-          <w:rPr>
-            <w:lang w:val="sw_KE" w:bidi="sw_KE"/>
-          </w:rPr>
-          <w:rPr>
-            <w:color w:val="0000EE"/>
-            <w:u w:val="single"/>
-          </w:rPr>
-          <w:t>sura ya 6</w:t>
-        </w:r>
-      </w:hyperlink>
+      <w:r>
+        <w:rPr>
+          <w:lang w:val="sw_KE" w:bidi="sw_KE"/>
+        </w:rPr>
+        <w:t>sura ya 6</w:t>
+      </w:r>
       <w:r>
         <w:rPr>
           <w:lang w:val="sw_KE" w:bidi="sw_KE"/>
         </w:rPr>
         <w:t>). Kisha, kwenye karamu, Esta alifichua kwamba njama ya Hamani ilikuwa shambulio la kibinafsi dhidi ya watu wake. Hamani alidungwa kwenye mti wake mwenyewe na kuuawa kwenye mti wa kunyonga (</w:t>
       </w:r>
-      <w:hyperlink r:id="rId22">
-        <w:r>
-          <w:rPr>
-            <w:lang w:val="sw_KE" w:bidi="sw_KE"/>
-          </w:rPr>
-          <w:rPr>
-            <w:color w:val="0000EE"/>
-            <w:u w:val="single"/>
-          </w:rPr>
-          <w:t>sura ya 7</w:t>
-        </w:r>
-      </w:hyperlink>
+      <w:r>
+        <w:rPr>
+          <w:lang w:val="sw_KE" w:bidi="sw_KE"/>
+        </w:rPr>
+        <w:t>sura ya 7</w:t>
+      </w:r>
       <w:r>
         <w:rPr>
           <w:lang w:val="sw_KE" w:bidi="sw_KE"/>
@@ -519,36 +459,24 @@
         </w:rPr>
         <w:t>Mfalme Ahasuero aliwaruhusu watu wa Kiyahudi kujilinda dhidi ya maadui zao (</w:t>
       </w:r>
-      <w:hyperlink r:id="rId23">
-        <w:r>
-          <w:rPr>
-            <w:lang w:val="sw_KE" w:bidi="sw_KE"/>
-          </w:rPr>
-          <w:rPr>
-            <w:color w:val="0000EE"/>
-            <w:u w:val="single"/>
-          </w:rPr>
-          <w:t>8:1–14</w:t>
-        </w:r>
-      </w:hyperlink>
+      <w:r>
+        <w:rPr>
+          <w:lang w:val="sw_KE" w:bidi="sw_KE"/>
+        </w:rPr>
+        <w:t>8:1–14</w:t>
+      </w:r>
       <w:r>
         <w:rPr>
           <w:lang w:val="sw_KE" w:bidi="sw_KE"/>
         </w:rPr>
         <w:t>). Wayahudi walifurahia, Mordekai alipandishwa cheo, na wana wa Hamani waliuawa (</w:t>
       </w:r>
-      <w:hyperlink r:id="rId24">
-        <w:r>
-          <w:rPr>
-            <w:lang w:val="sw_KE" w:bidi="sw_KE"/>
-          </w:rPr>
-          <w:rPr>
-            <w:color w:val="0000EE"/>
-            <w:u w:val="single"/>
-          </w:rPr>
-          <w:t>9:1–17</w:t>
-        </w:r>
-      </w:hyperlink>
+      <w:r>
+        <w:rPr>
+          <w:lang w:val="sw_KE" w:bidi="sw_KE"/>
+        </w:rPr>
+        <w:t>9:1–17</w:t>
+      </w:r>
       <w:r>
         <w:rPr>
           <w:lang w:val="sw_KE" w:bidi="sw_KE"/>
@@ -605,18 +533,12 @@
         </w:rPr>
         <w:t>Kitabu cha Esta ni simulizi la kibiografia linalofanana na simulizi la Yosefu (</w:t>
       </w:r>
-      <w:hyperlink r:id="rId25">
-        <w:r>
-          <w:rPr>
-            <w:lang w:val="sw_KE" w:bidi="sw_KE"/>
-          </w:rPr>
-          <w:rPr>
-            <w:color w:val="0000EE"/>
-            <w:u w:val="single"/>
-          </w:rPr>
-          <w:t>Mwa 37–48</w:t>
-        </w:r>
-      </w:hyperlink>
+      <w:r>
+        <w:rPr>
+          <w:lang w:val="sw_KE" w:bidi="sw_KE"/>
+        </w:rPr>
+        <w:t>Mwa 37–48</w:t>
+      </w:r>
       <w:r>
         <w:rPr>
           <w:lang w:val="sw_KE" w:bidi="sw_KE"/>
@@ -637,36 +559,24 @@
         </w:rPr>
         <w:t xml:space="preserve">Kupitia upande mwingine, usahihi wa kihistoria wa kitabu hiki unathibitishwa kwa sababu (a) kitabu kinatumia majina, vyeo, na desturi halisi za Kiajemi; (b) kwingineko Mungu anafanya kazi nyuma ya pazia kwa kutumia matukio yasiyowezekana kwa utukufu wake (mfano, </w:t>
       </w:r>
-      <w:hyperlink r:id="rId25">
-        <w:r>
-          <w:rPr>
-            <w:lang w:val="sw_KE" w:bidi="sw_KE"/>
-          </w:rPr>
-          <w:rPr>
-            <w:color w:val="0000EE"/>
-            <w:u w:val="single"/>
-          </w:rPr>
-          <w:t>Mwa 37–48</w:t>
-        </w:r>
-      </w:hyperlink>
+      <w:r>
+        <w:rPr>
+          <w:lang w:val="sw_KE" w:bidi="sw_KE"/>
+        </w:rPr>
+        <w:t>Mwa 37–48</w:t>
+      </w:r>
       <w:r>
         <w:rPr>
           <w:lang w:val="sw_KE" w:bidi="sw_KE"/>
         </w:rPr>
         <w:t xml:space="preserve">; </w:t>
       </w:r>
-      <w:hyperlink r:id="rId26">
-        <w:r>
-          <w:rPr>
-            <w:lang w:val="sw_KE" w:bidi="sw_KE"/>
-          </w:rPr>
-          <w:rPr>
-            <w:color w:val="0000EE"/>
-            <w:u w:val="single"/>
-          </w:rPr>
-          <w:t>Ruthu 1–4</w:t>
-        </w:r>
-      </w:hyperlink>
+      <w:r>
+        <w:rPr>
+          <w:lang w:val="sw_KE" w:bidi="sw_KE"/>
+        </w:rPr>
+        <w:t>Ruthu 1–4</w:t>
+      </w:r>
       <w:r>
         <w:rPr>
           <w:lang w:val="sw_KE" w:bidi="sw_KE"/>
@@ -735,18 +645,12 @@
         </w:rPr>
         <w:t xml:space="preserve"> kumwinua Esta kwenye nafasi ya ushawishi (sura </w:t>
       </w:r>
-      <w:hyperlink r:id="rId27">
-        <w:r>
-          <w:rPr>
-            <w:lang w:val="sw_KE" w:bidi="sw_KE"/>
-          </w:rPr>
-          <w:rPr>
-            <w:color w:val="0000EE"/>
-            <w:u w:val="single"/>
-          </w:rPr>
-          <w:t>1–2</w:t>
-        </w:r>
-      </w:hyperlink>
+      <w:r>
+        <w:rPr>
+          <w:lang w:val="sw_KE" w:bidi="sw_KE"/>
+        </w:rPr>
+        <w:t>1–2</w:t>
+      </w:r>
       <w:r>
         <w:rPr>
           <w:lang w:val="sw_KE" w:bidi="sw_KE"/>
